--- a/src/app/dashboard/surat/components/Template_permohonan_PN_LangsungPemohon.docx
+++ b/src/app/dashboard/surat/components/Template_permohonan_PN_LangsungPemohon.docx
@@ -24,25 +24,15 @@
         <w:t xml:space="preserve">, </w:t>
       </w:r>
       <w:r>
-        <w:t>0</w:t>
-      </w:r>
-      <w:r>
-        <w:t>2</w:t>
-      </w:r>
-      <w:r>
-        <w:t xml:space="preserve"> </w:t>
-      </w:r>
-      <w:r>
-        <w:t>Februari</w:t>
-      </w:r>
-      <w:r>
-        <w:t xml:space="preserve"> </w:t>
-      </w:r>
-      <w:r>
-        <w:rPr>
-          <w:spacing w:val="-4"/>
-        </w:rPr>
-        <w:t>2025</w:t>
+        <w:t>{{</w:t>
+      </w:r>
+      <w:proofErr w:type="spellStart"/>
+      <w:r>
+        <w:t>tanggal_surat</w:t>
+      </w:r>
+      <w:proofErr w:type="spellEnd"/>
+      <w:r>
+        <w:t>}}</w:t>
       </w:r>
     </w:p>
     <w:p>
@@ -453,7 +443,7 @@
           <w:tab w:val="left" w:pos="2378"/>
         </w:tabs>
         <w:spacing w:before="45" w:line="360" w:lineRule="auto"/>
-        <w:ind w:left="218" w:right="5249"/>
+        <w:ind w:left="218" w:right="4682"/>
       </w:pPr>
       <w:r>
         <w:rPr>
@@ -463,7 +453,10 @@
       </w:r>
       <w:r>
         <w:tab/>
-        <w:t xml:space="preserve">: </w:t>
+        <w:t>:</w:t>
+      </w:r>
+      <w:r>
+        <w:t xml:space="preserve"> </w:t>
       </w:r>
       <w:r>
         <w:t>{{</w:t>
@@ -493,7 +486,7 @@
           <w:tab w:val="left" w:pos="2378"/>
         </w:tabs>
         <w:spacing w:line="360" w:lineRule="auto"/>
-        <w:ind w:left="218"/>
+        <w:ind w:left="2694" w:hanging="2476"/>
         <w:rPr>
           <w:sz w:val="24"/>
         </w:rPr>
@@ -1044,8 +1037,7 @@
           <w:tab w:val="left" w:pos="2378"/>
         </w:tabs>
         <w:spacing w:line="360" w:lineRule="auto"/>
-        <w:ind w:left="218" w:right="272"/>
-        <w:jc w:val="both"/>
+        <w:ind w:left="2694" w:right="272" w:hanging="2476"/>
         <w:rPr>
           <w:b/>
           <w:color w:val="000000" w:themeColor="text1"/>
@@ -1102,8 +1094,7 @@
           <w:tab w:val="left" w:pos="2378"/>
         </w:tabs>
         <w:spacing w:line="360" w:lineRule="auto"/>
-        <w:ind w:left="218" w:right="272"/>
-        <w:jc w:val="both"/>
+        <w:ind w:left="2694" w:right="272" w:hanging="2476"/>
         <w:rPr>
           <w:b/>
           <w:sz w:val="24"/>
@@ -1228,7 +1219,6 @@
         <w:jc w:val="both"/>
       </w:pPr>
       <w:r>
-        <w:lastRenderedPageBreak/>
         <w:t>Adapun dasar dan tujuan Pemohon mengajukan permohonan ini adalah sebagai berikut :</w:t>
       </w:r>
     </w:p>
@@ -1259,7 +1249,14 @@
         <w:rPr>
           <w:sz w:val="24"/>
         </w:rPr>
-        <w:t xml:space="preserve"> Pemohon merupakan pembeli melalui Lelang atas objek berupa 1 (satu)</w:t>
+        <w:t xml:space="preserve"> Pemohon merupakan pembeli melalui Lelang atas objek </w:t>
+      </w:r>
+      <w:r>
+        <w:rPr>
+          <w:sz w:val="24"/>
+        </w:rPr>
+        <w:lastRenderedPageBreak/>
+        <w:t>berupa 1 (satu)</w:t>
       </w:r>
       <w:r>
         <w:rPr>
@@ -3052,7 +3049,16 @@
           <w:sz w:val="24"/>
           <w:szCs w:val="24"/>
         </w:rPr>
-        <w:t xml:space="preserve">}}) NIB </w:t>
+        <w:t xml:space="preserve">}}) </w:t>
+      </w:r>
+      <w:r>
+        <w:rPr>
+          <w:b/>
+          <w:sz w:val="24"/>
+          <w:szCs w:val="24"/>
+        </w:rPr>
+        <w:lastRenderedPageBreak/>
+        <w:t xml:space="preserve">NIB </w:t>
       </w:r>
       <w:proofErr w:type="spellStart"/>
       <w:r>
@@ -3688,7 +3694,8 @@
       <w:pPr>
         <w:pStyle w:val="Heading3"/>
         <w:spacing w:before="172"/>
-        <w:ind w:left="3098" w:right="435" w:firstLine="502"/>
+        <w:ind w:left="2268" w:right="2414" w:hanging="283"/>
+        <w:jc w:val="center"/>
       </w:pPr>
       <w:r>
         <w:t>{{</w:t>
@@ -5644,15 +5651,8 @@
         </w:rPr>
       </w:pPr>
       <w:bookmarkStart w:id="0" w:name="_GoBack"/>
-      <w:r>
-        <w:rPr>
-          <w:rFonts w:ascii="Times New Roman" w:hAnsi="Times New Roman" w:cs="Times New Roman"/>
-          <w:spacing w:val="-4"/>
-        </w:rPr>
-        <w:br w:type="page"/>
-      </w:r>
-    </w:p>
-    <w:bookmarkEnd w:id="0"/>
+      <w:bookmarkEnd w:id="0"/>
+    </w:p>
     <w:p>
       <w:pPr>
         <w:pStyle w:val="BodyText"/>
@@ -5675,13 +5675,15 @@
           <w:spacing w:val="-4"/>
         </w:rPr>
       </w:pPr>
+      <w:proofErr w:type="spellStart"/>
       <w:r>
         <w:rPr>
           <w:rFonts w:ascii="Times New Roman" w:hAnsi="Times New Roman" w:cs="Times New Roman"/>
           <w:spacing w:val="-4"/>
         </w:rPr>
-        <w:t>{{kota}}</w:t>
-      </w:r>
+        <w:t>Surabaya</w:t>
+      </w:r>
+      <w:proofErr w:type="spellEnd"/>
       <w:r>
         <w:rPr>
           <w:rFonts w:ascii="Times New Roman" w:hAnsi="Times New Roman" w:cs="Times New Roman"/>
@@ -5756,71 +5758,42 @@
       <w:pPr>
         <w:pStyle w:val="Heading3"/>
         <w:spacing w:before="172"/>
-        <w:ind w:left="3600" w:right="435"/>
+        <w:ind w:left="567" w:right="435"/>
+        <w:jc w:val="center"/>
+        <w:rPr>
+          <w:rFonts w:ascii="Times New Roman"/>
+        </w:rPr>
+      </w:pPr>
+      <w:r>
         <w:rPr>
           <w:rFonts w:ascii="Times New Roman" w:hAnsi="Times New Roman" w:cs="Times New Roman"/>
         </w:rPr>
-        <w:sectPr>
-          <w:type w:val="continuous"/>
-          <w:pgSz w:w="11910" w:h="16840"/>
-          <w:pgMar w:top="810" w:right="566" w:bottom="280" w:left="992" w:header="720" w:footer="720" w:gutter="0"/>
-          <w:cols w:space="720"/>
-        </w:sectPr>
-      </w:pPr>
+        <w:t>{{</w:t>
+      </w:r>
+      <w:proofErr w:type="spellStart"/>
       <w:r>
         <w:rPr>
           <w:rFonts w:ascii="Times New Roman" w:hAnsi="Times New Roman" w:cs="Times New Roman"/>
         </w:rPr>
-        <w:t xml:space="preserve">    </w:t>
+        <w:t>nama_</w:t>
       </w:r>
       <w:r>
         <w:rPr>
           <w:rFonts w:ascii="Times New Roman" w:hAnsi="Times New Roman" w:cs="Times New Roman"/>
         </w:rPr>
-        <w:tab/>
-        <w:t>{{</w:t>
-      </w:r>
-      <w:proofErr w:type="spellStart"/>
+        <w:t>pemohon</w:t>
+      </w:r>
+      <w:proofErr w:type="spellEnd"/>
       <w:r>
         <w:rPr>
           <w:rFonts w:ascii="Times New Roman" w:hAnsi="Times New Roman" w:cs="Times New Roman"/>
         </w:rPr>
-        <w:t>nama_</w:t>
-      </w:r>
-      <w:r>
-        <w:rPr>
-          <w:rFonts w:ascii="Times New Roman" w:hAnsi="Times New Roman" w:cs="Times New Roman"/>
-        </w:rPr>
-        <w:t>pemohon</w:t>
-      </w:r>
-      <w:proofErr w:type="spellEnd"/>
-      <w:r>
-        <w:rPr>
-          <w:rFonts w:ascii="Times New Roman" w:hAnsi="Times New Roman" w:cs="Times New Roman"/>
-        </w:rPr>
         <w:t>}}</w:t>
       </w:r>
     </w:p>
-    <w:p>
-      <w:pPr>
-        <w:pStyle w:val="BodyText"/>
-        <w:spacing w:before="1"/>
-        <w:rPr>
-          <w:rFonts w:ascii="Times New Roman"/>
-        </w:rPr>
-      </w:pPr>
-      <w:r>
-        <w:rPr>
-          <w:rFonts w:ascii="Times New Roman"/>
-          <w:spacing w:val="-4"/>
-        </w:rPr>
-        <w:t xml:space="preserve"> </w:t>
-      </w:r>
-    </w:p>
     <w:sectPr>
-      <w:type w:val="continuous"/>
       <w:pgSz w:w="11910" w:h="16840"/>
-      <w:pgMar w:top="580" w:right="566" w:bottom="0" w:left="992" w:header="720" w:footer="720" w:gutter="0"/>
+      <w:pgMar w:top="0" w:right="566" w:bottom="280" w:left="992" w:header="720" w:footer="720" w:gutter="0"/>
       <w:cols w:space="720"/>
     </w:sectPr>
   </w:body>
@@ -6948,7 +6921,7 @@
 </file>
 
 <file path=customXml/itemProps1.xml><?xml version="1.0" encoding="utf-8"?>
-<ds:datastoreItem xmlns:ds="http://schemas.openxmlformats.org/officeDocument/2006/customXml" ds:itemID="{0C840DB9-43E6-5344-9100-24D9EF747DE6}">
+<ds:datastoreItem xmlns:ds="http://schemas.openxmlformats.org/officeDocument/2006/customXml" ds:itemID="{B17E7B3C-9212-0C45-B7FB-E43A77465D70}">
   <ds:schemaRefs>
     <ds:schemaRef ds:uri="http://schemas.openxmlformats.org/officeDocument/2006/bibliography"/>
   </ds:schemaRefs>
